--- a/2_Exercise_Materials/questionnaires/Study_Questionnaires.docx
+++ b/2_Exercise_Materials/questionnaires/Study_Questionnaires.docx
@@ -12,7 +12,7 @@
     </w:p>
     <w:p>
       <w:r>
-        <w:t>Question wording and response formats for the main negotiation study and the earlier role-materials feedback survey. Role-specific feedback questionnaires are presented separately. Questionnaire configuration files are supplied beside this document.</w:t>
+        <w:t>These are the questions we used after the main negotiation and in the earlier survey where participants gave feedback on the role materials. The Candidate and Recruiter feedback surveys are shown separately. Response choices and any follow-up conditions appear with each question.</w:t>
       </w:r>
     </w:p>
     <w:p>
